--- a/document_templates/Contracts/particular/contract_caution_particular.docx
+++ b/document_templates/Contracts/particular/contract_caution_particular.docx
@@ -729,18 +729,7 @@
           <w:bCs/>
           <w:lang w:val="en-US"/>
         </w:rPr>
-        <w:t>${type_of_identity_document</w:t>
-      </w:r>
-      <w:bookmarkStart w:id="6" w:name="_GoBack"/>
-      <w:bookmarkEnd w:id="6"/>
-      <w:r>
-        <w:rPr>
-          <w:rFonts w:cs="Times New Roman"/>
-          <w:b/>
-          <w:bCs/>
-          <w:lang w:val="en-US"/>
-        </w:rPr>
-        <w:t>}</w:t>
+        <w:t>${type_of_identity_document}</w:t>
       </w:r>
       <w:r>
         <w:rPr>
@@ -3038,14 +3027,36 @@
             </w:pPr>
             <w:r>
               <w:rPr>
-                <w:rFonts w:ascii="Arial" w:hAnsi="Arial" w:cs="Arial"/>
+                <w:rFonts w:hint="default" w:ascii="Times New Roman" w:hAnsi="Times New Roman" w:cs="Times New Roman"/>
                 <w:bCs/>
                 <w:iCs/>
-                <w:kern w:val="0"/>
                 <w:sz w:val="24"/>
                 <w:szCs w:val="24"/>
               </w:rPr>
-              <w:t>Head Crédit</w:t>
+              <w:t>Responsable du</w:t>
+            </w:r>
+            <w:r>
+              <w:rPr>
+                <w:rFonts w:hint="default" w:cs="Times New Roman"/>
+                <w:bCs/>
+                <w:iCs/>
+                <w:sz w:val="24"/>
+                <w:szCs w:val="24"/>
+                <w:lang w:val="fr-FR"/>
+              </w:rPr>
+              <w:t xml:space="preserve"> </w:t>
+            </w:r>
+            <w:bookmarkStart w:id="6" w:name="_GoBack"/>
+            <w:bookmarkEnd w:id="6"/>
+            <w:r>
+              <w:rPr>
+                <w:rFonts w:hint="default" w:ascii="Times New Roman" w:hAnsi="Times New Roman" w:cs="Times New Roman"/>
+                <w:bCs/>
+                <w:iCs/>
+                <w:sz w:val="24"/>
+                <w:szCs w:val="24"/>
+              </w:rPr>
+              <w:t>Département Crédit</w:t>
             </w:r>
           </w:p>
         </w:tc>

--- a/document_templates/Contracts/particular/contract_caution_particular.docx
+++ b/document_templates/Contracts/particular/contract_caution_particular.docx
@@ -479,8 +479,20 @@
           <w:sz w:val="24"/>
           <w:szCs w:val="24"/>
         </w:rPr>
-        <w:t>, Head Crédit</w:t>
-      </w:r>
+        <w:t xml:space="preserve">, </w:t>
+      </w:r>
+      <w:r>
+        <w:rPr>
+          <w:rFonts w:hint="default" w:cs="Times New Roman"/>
+          <w:bCs/>
+          <w:iCs/>
+          <w:sz w:val="24"/>
+          <w:szCs w:val="24"/>
+        </w:rPr>
+        <w:t>Responsable du Département Crédit</w:t>
+      </w:r>
+      <w:bookmarkStart w:id="6" w:name="_GoBack"/>
+      <w:bookmarkEnd w:id="6"/>
       <w:r>
         <w:rPr>
           <w:rFonts w:cs="Times New Roman"/>
@@ -3046,8 +3058,6 @@
               </w:rPr>
               <w:t xml:space="preserve"> </w:t>
             </w:r>
-            <w:bookmarkStart w:id="6" w:name="_GoBack"/>
-            <w:bookmarkEnd w:id="6"/>
             <w:r>
               <w:rPr>
                 <w:rFonts w:hint="default" w:ascii="Times New Roman" w:hAnsi="Times New Roman" w:cs="Times New Roman"/>
